--- a/report.docx
+++ b/report.docx
@@ -469,7 +469,7 @@
           <w:color w:val="000000"/>
           <w:sz w:val="22"/>
         </w:rPr>
-        <w:t>Canvas 弧形座位图：小厅 10×10、中厅 20×10、大厅 30×10。每个座位包含排号和座号，横向位置线性分布，纵向叠加基于离中心距离平方的弧形偏移。Canvas 同时承担绘制和命中检测，未使用任何第三方图表库。</w:t>
+        <w:t>Canvas 弧形座位图：小厅 100 座（每排 10 座）、中厅 200 座（每排 20 座）、大厅 300 座（每排 30 座），三个厅均为 10 排。每个座位显示排号和座号，空座绿色、选中黄色、已售红色，座区采用紧凑排距，并以银幕中心为参照，让同排两侧座位略靠前、中间座位略靠后，形成轻微弧形。Canvas 同时承担绘制和命中检测，未使用任何第三方图表库。</w:t>
       </w:r>
     </w:p>
     <w:p>
@@ -590,7 +590,7 @@
           <w:color w:val="000000"/>
           <w:sz w:val="22"/>
         </w:rPr>
-        <w:t>放映厅配置 halls 保存名称、列数和固定 10 排；座位使用 row、col、id、sold、x、y 和 r 描述。</w:t>
+        <w:t>放映厅配置 halls 保存名称、每排座位数和固定 10 排；座位使用 row、col、id、sold、x、y 和 r 描述。</w:t>
       </w:r>
     </w:p>
     <w:p>
@@ -620,7 +620,7 @@
           <w:color w:val="000000"/>
           <w:sz w:val="22"/>
         </w:rPr>
-        <w:t>推荐算法的时间复杂度约为 O(排数×列数×票数)，最大厅仅 300 座，浏览器中可以即时完成。</w:t>
+        <w:t>推荐算法的时间复杂度约为 O(排数×列数×票数)，最大厅 300 座，浏览器中可以即时完成。</w:t>
       </w:r>
     </w:p>
     <w:p>

--- a/report.docx
+++ b/report.docx
@@ -52,7 +52,7 @@
           <w:color w:val="000000"/>
           <w:sz w:val="22"/>
         </w:rPr>
-        <w:t>周皓洋</w:t>
+        <w:t>张颂、周皓洋、黄和、熊天齐</w:t>
       </w:r>
     </w:p>
     <w:p>
@@ -75,7 +75,7 @@
           <w:color w:val="000000"/>
           <w:sz w:val="22"/>
         </w:rPr>
-        <w:t>2024012535</w:t>
+        <w:t>2024012525、2024012535、2024012518、2024012534</w:t>
       </w:r>
     </w:p>
     <w:p>
@@ -98,7 +98,7 @@
           <w:color w:val="000000"/>
           <w:sz w:val="22"/>
         </w:rPr>
-        <w:t>zhou-hy24@mails.tsinghua.edu.cn</w:t>
+        <w:t>zhangson24@mails.tsinghua.edu.cn（组长）</w:t>
       </w:r>
     </w:p>
     <w:p>
@@ -271,7 +271,7 @@
           <w:color w:val="000000"/>
           <w:sz w:val="22"/>
         </w:rPr>
-        <w:t>团体观众：5 至 20 人必须同排连续，系统会在符合全体年龄限制的排中寻找连续空位。</w:t>
+        <w:t>团体观众：5 至 20 人优先同排连续就座，同排不足时系统拆到前后相邻排并明确提示；组内老人、少年所在排会自动避开后排或前排。</w:t>
       </w:r>
     </w:p>
     <w:p>
@@ -469,7 +469,7 @@
           <w:color w:val="000000"/>
           <w:sz w:val="22"/>
         </w:rPr>
-        <w:t>Canvas 弧形座位图：小厅 100 座（每排 10 座）、中厅 200 座（每排 20 座）、大厅 300 座（每排 30 座），三个厅均为 10 排。每个座位显示排号和座号，空座绿色、选中黄色、已售红色，座区采用紧凑排距，并以银幕中心为参照，让同排两侧座位略靠前、中间座位略靠后，形成轻微弧形。Canvas 同时承担绘制和命中检测，未使用任何第三方图表库。</w:t>
+        <w:t>Canvas 弧形座位图：小厅 100 座（每排 10 座）、中厅 200 座（每排 20 座）、大厅 300 座（每排 30 座），均为 10 排；另自设计 IMAX 巨幕厅 288 座（12 排 × 24 座），弧形曲率更大、分三区带过道。每个座位显示排号和座号，空座绿色、选中黄色、已售红色，座区采用紧凑排距，并以银幕中心为参照，让同排两侧座位略靠前、中间座位略靠后，形成轻微弧形。Canvas 同时承担绘制和命中检测，未使用任何第三方图表库。</w:t>
       </w:r>
     </w:p>
     <w:p>
@@ -484,7 +484,20 @@
           <w:color w:val="000000"/>
           <w:sz w:val="22"/>
         </w:rPr>
-        <w:t>智能推荐：先根据少年不能坐前三排、老年人不能坐最后三排确定有效排区间，再按票型人数遍历同排连续空位。候选组合按照与目标排、横向中心的距离计算分数并排序，选择最高分组合。</w:t>
+        <w:t>智能推荐：每位成员填写姓名和数字年龄，系统按 15 岁、60 岁两个阈值分类为少年、成人、老人。年龄约束采用罚分引导——少年坐前三排、老人坐最后三排的座位每座扣 30 分，正常情况下不可能被推荐，满场时仍能给出相对合适的兜底方案。候选生成分三个阶段：同一排连续空位（+15 分）→ 前后排拼合（+8 或 +3 分）→ 按单座体验分贪心兜底，输出 Top-3 方案并附推荐理由。</w:t>
+      </w:r>
+    </w:p>
+    <w:p>
+      <w:pPr>
+        <w:spacing w:after="80"/>
+      </w:pPr>
+      <w:r>
+        <w:rPr>
+          <w:rFonts w:ascii="Arial" w:hAnsi="Arial" w:eastAsia="Microsoft YaHei"/>
+          <w:color w:val="000000"/>
+          <w:sz w:val="22"/>
+        </w:rPr>
+        <w:t>AI 观影顾问（加分项）：用户用一句话描述需求，如"两个大学生周末看科幻片"，系统在本地产关键词与中文数字解析出票型、人数、年龄与片种，自动填入成员表单并触发推荐，全程不调用外部接口。</w:t>
       </w:r>
     </w:p>
     <w:p>
@@ -514,7 +527,7 @@
           <w:color w:val="000000"/>
           <w:sz w:val="22"/>
         </w:rPr>
-        <w:t>影院热度地图：使用第二个 Canvas 根据星期、排数、列位置和确定性波动算法计算热度。周末提高中心区权重，用户可以切换星期和三种放映厅。</w:t>
+        <w:t>影院热度地图：使用第二个 Canvas 绘制。热度由双高斯区位模型计算——行方向黄金排取总排数的 55%，列方向以中轴线为中心分布更集中，列权重（0.55）高于行（0.45）；叠加周末上浮、走道两侧加分和已售座位反馈，经 HSL 插值映射为红、黄、蓝三档。可切换星期一到周日和四个放映厅。</w:t>
       </w:r>
     </w:p>
     <w:p>
@@ -529,7 +542,7 @@
           <w:color w:val="000000"/>
           <w:sz w:val="22"/>
         </w:rPr>
-        <w:t>观影体验评分：系统分别计算中心视角、与第 6 排的距离和周围已售座位密度，按 40%、35%、25% 加权；再与用户 1-5 星评分合成，输出极佳、优秀或一般。</w:t>
+        <w:t>观影体验评分：系统分别计算中心视角、与第 6 排的距离和周围已售座位密度，按 45%、35%、20% 加权；再与用户 1-5 星评分合成，输出极佳、优秀或一般。</w:t>
       </w:r>
     </w:p>
     <w:p>
@@ -564,6 +577,19 @@
     </w:p>
     <w:p>
       <w:pPr>
+        <w:spacing w:after="80"/>
+      </w:pPr>
+      <w:r>
+        <w:rPr>
+          <w:rFonts w:ascii="Arial" w:hAnsi="Arial" w:eastAsia="Microsoft YaHei"/>
+          <w:color w:val="000000"/>
+          <w:sz w:val="22"/>
+        </w:rPr>
+        <w:t>多人实时同步（加分项）：纯前端无服务器，采用浏览器 BroadcastChannel 实现多标签页实时通信。开启两个标签页、各登录不同账号即可模拟多人同时选座——他人正在选的座位在本端实时锁定，购票、退票、预订后座位状态即时同步，支付前还会二次校验座位是否被抢占。</w:t>
+      </w:r>
+    </w:p>
+    <w:p>
+      <w:pPr>
         <w:pStyle w:val="Heading1"/>
         <w:keepNext/>
         <w:spacing w:before="360" w:after="120"/>
@@ -590,7 +616,7 @@
           <w:color w:val="000000"/>
           <w:sz w:val="22"/>
         </w:rPr>
-        <w:t>放映厅配置 halls 保存名称、每排座位数和固定 10 排；座位使用 row、col、id、sold、x、y 和 r 描述。</w:t>
+        <w:t>放映厅配置 halls 保存名称、每排座位数和排数；座位使用 row、col、id、sold、x、y 和 r 描述。</w:t>
       </w:r>
     </w:p>
     <w:p>
@@ -681,7 +707,7 @@
           <w:color w:val="000000"/>
           <w:sz w:val="22"/>
         </w:rPr>
-        <w:t>用户分析过程：AI 辅助归纳大学生、情侣、家庭、老人、少年和团体的差异；学生将年龄限制转换为明确的有效排区间，并决定团体不可拆排。</w:t>
+        <w:t>用户分析过程：AI 辅助归纳大学生、情侣、家庭、老人、少年和团体的差异；学生将年龄限制转化为罚分权重与搜索优先级，并讨论确定了团体拆排的兜底策略。</w:t>
       </w:r>
     </w:p>
     <w:p>
@@ -711,7 +737,7 @@
           <w:color w:val="000000"/>
           <w:sz w:val="22"/>
         </w:rPr>
-        <w:t>学生修改内容：学生决定采用 0.33 GB 等基础实验配置与本项目无关；本项目中重点修改了推荐优先级、三步流程、座位色彩、深色界面密度、管理员入口和本地订单闭环，并通过实际浏览器操作检查结果。</w:t>
+        <w:t>学生修改内容：本项目中重点修改了推荐策略、三步流程、座位色彩、深色界面密度、管理员入口和本地订单闭环，并通过实际浏览器操作检查结果。</w:t>
       </w:r>
     </w:p>
     <w:p>
@@ -741,7 +767,7 @@
           <w:color w:val="000000"/>
           <w:sz w:val="22"/>
         </w:rPr>
-        <w:t>设计决策：不引入框架、网络接口和第三方图表库，确保压缩包解压后直接打开即可评分；用确定性算法代替随机热度，保证同一星期的结果稳定可解释。</w:t>
+        <w:t>设计决策：不引入框架、网络接口和第三方图表库，确保压缩包解压后直接打开即可评分；用双高斯模型计算热度，保证同一星期与售座状态下结果稳定可解释。</w:t>
       </w:r>
     </w:p>
     <w:p>
@@ -817,7 +843,7 @@
           <w:color w:val="000000"/>
           <w:sz w:val="22"/>
         </w:rPr>
-        <w:t>已验证热度地图可切换一周七天和三个放映厅，Canvas 尺寸有效。</w:t>
+        <w:t>已验证热度地图可切换一周七天和四个放映厅，Canvas 尺寸有效。</w:t>
       </w:r>
     </w:p>
     <w:p>
@@ -848,6 +874,45 @@
           <w:sz w:val="22"/>
         </w:rPr>
         <w:t>已验证浏览器控制台无 JavaScript 错误；390px 手机宽度下没有横向溢出。</w:t>
+      </w:r>
+    </w:p>
+    <w:p>
+      <w:pPr>
+        <w:spacing w:after="80"/>
+      </w:pPr>
+      <w:r>
+        <w:rPr>
+          <w:rFonts w:ascii="Arial" w:hAnsi="Arial" w:eastAsia="Microsoft YaHei"/>
+          <w:color w:val="000000"/>
+          <w:sz w:val="22"/>
+        </w:rPr>
+        <w:t>已验证 AI 顾问解析"两个大学生周末看科幻片""一家四口"等自然语言并正确填表推荐；"两个人"不会误判为个人票。</w:t>
+      </w:r>
+    </w:p>
+    <w:p>
+      <w:pPr>
+        <w:spacing w:after="80"/>
+      </w:pPr>
+      <w:r>
+        <w:rPr>
+          <w:rFonts w:ascii="Arial" w:hAnsi="Arial" w:eastAsia="Microsoft YaHei"/>
+          <w:color w:val="000000"/>
+          <w:sz w:val="22"/>
+        </w:rPr>
+        <w:t>已验证两个标签页模拟多人选座：一方选中座位另一方实时锁定不可点，购票与退票后状态即时同步。</w:t>
+      </w:r>
+    </w:p>
+    <w:p>
+      <w:pPr>
+        <w:spacing w:after="80"/>
+      </w:pPr>
+      <w:r>
+        <w:rPr>
+          <w:rFonts w:ascii="Arial" w:hAnsi="Arial" w:eastAsia="Microsoft YaHei"/>
+          <w:color w:val="000000"/>
+          <w:sz w:val="22"/>
+        </w:rPr>
+        <w:t>已验证 IMAX 弧形厅布局、四个放映厅热度图与周一至周日切换正常渲染。</w:t>
       </w:r>
     </w:p>
     <w:p>
